--- a/Master Folder/Master BA Timlak Fisik/08. BA Penetapan Dokumen Pemilihan.docx
+++ b/Master Folder/Master BA Timlak Fisik/08. BA Penetapan Dokumen Pemilihan.docx
@@ -3746,10 +3746,12 @@
       </w:pPr>
     </w:p>
     <w:sectPr>
-      <w:headerReference w:type="default" r:id="rId11"/>
-      <w:footerReference w:type="default" r:id="rId12"/>
-      <w:headerReference w:type="first" r:id="rId13"/>
-      <w:footerReference w:type="first" r:id="rId14"/>
+      <w:headerReference w:type="even" r:id="rId11"/>
+      <w:headerReference w:type="default" r:id="rId12"/>
+      <w:footerReference w:type="even" r:id="rId13"/>
+      <w:footerReference w:type="default" r:id="rId14"/>
+      <w:headerReference w:type="first" r:id="rId15"/>
+      <w:footerReference w:type="first" r:id="rId16"/>
       <w:pgSz w:w="11920" w:h="16840"/>
       <w:pgMar w:top="1134" w:right="1134" w:bottom="1418" w:left="1418" w:header="720" w:footer="369" w:gutter="0"/>
       <w:pgNumType w:fmt="numberInDash" w:start="1"/>
@@ -3784,6 +3786,16 @@
 </file>
 
 <file path=word/footer1.xml><?xml version="1.0" encoding="utf-8"?>
+<w:ftr xmlns:wpc="http://schemas.microsoft.com/office/word/2010/wordprocessingCanvas" xmlns:cx="http://schemas.microsoft.com/office/drawing/2014/chartex" xmlns:cx1="http://schemas.microsoft.com/office/drawing/2015/9/8/chartex" xmlns:cx2="http://schemas.microsoft.com/office/drawing/2015/10/21/chartex" xmlns:cx3="http://schemas.microsoft.com/office/drawing/2016/5/9/chartex" xmlns:cx4="http://schemas.microsoft.com/office/drawing/2016/5/10/chartex" xmlns:cx5="http://schemas.microsoft.com/office/drawing/2016/5/11/chartex" xmlns:cx6="http://schemas.microsoft.com/office/drawing/2016/5/12/chartex" xmlns:cx7="http://schemas.microsoft.com/office/drawing/2016/5/13/chartex" xmlns:cx8="http://schemas.microsoft.com/office/drawing/2016/5/14/chartex" xmlns:mc="http://schemas.openxmlformats.org/markup-compatibility/2006" xmlns:aink="http://schemas.microsoft.com/office/drawing/2016/ink" xmlns:am3d="http://schemas.microsoft.com/office/drawing/2017/model3d" xmlns:o="urn:schemas-microsoft-com:office:office" xmlns:oel="http://schemas.microsoft.com/office/2019/extlst" xmlns:r="http://schemas.openxmlformats.org/officeDocument/2006/relationships" xmlns:m="http://schemas.openxmlformats.org/officeDocument/2006/math" xmlns:v="urn:schemas-microsoft-com:vml" xmlns:wp14="http://schemas.microsoft.com/office/word/2010/wordprocessingDrawing" xmlns:wp="http://schemas.openxmlformats.org/drawingml/2006/wordprocessingDrawing" xmlns:w10="urn:schemas-microsoft-com:office:word" xmlns:w="http://schemas.openxmlformats.org/wordprocessingml/2006/main" xmlns:w14="http://schemas.microsoft.com/office/word/2010/wordml" xmlns:w15="http://schemas.microsoft.com/office/word/2012/wordml" xmlns:w16cex="http://schemas.microsoft.com/office/word/2018/wordml/cex" xmlns:w16cid="http://schemas.microsoft.com/office/word/2016/wordml/cid" xmlns:w16="http://schemas.microsoft.com/office/word/2018/wordml" xmlns:w16du="http://schemas.microsoft.com/office/word/2023/wordml/word16du" xmlns:w16sdtdh="http://schemas.microsoft.com/office/word/2020/wordml/sdtdatahash" xmlns:w16sdtfl="http://schemas.microsoft.com/office/word/2024/wordml/sdtformatlock" xmlns:w16se="http://schemas.microsoft.com/office/word/2015/wordml/symex" xmlns:wpg="http://schemas.microsoft.com/office/word/2010/wordprocessingGroup" xmlns:wpi="http://schemas.microsoft.com/office/word/2010/wordprocessingInk" xmlns:wne="http://schemas.microsoft.com/office/word/2006/wordml" xmlns:wps="http://schemas.microsoft.com/office/word/2010/wordprocessingShape" mc:Ignorable="w14 w15 w16se w16cid w16 w16cex w16sdtdh w16sdtfl w16du wp14">
+  <w:p>
+    <w:pPr>
+      <w:pStyle w:val="Footer"/>
+    </w:pPr>
+  </w:p>
+</w:ftr>
+</file>
+
+<file path=word/footer2.xml><?xml version="1.0" encoding="utf-8"?>
 <w:ftr xmlns:wpc="http://schemas.microsoft.com/office/word/2010/wordprocessingCanvas" xmlns:cx="http://schemas.microsoft.com/office/drawing/2014/chartex" xmlns:cx1="http://schemas.microsoft.com/office/drawing/2015/9/8/chartex" xmlns:cx2="http://schemas.microsoft.com/office/drawing/2015/10/21/chartex" xmlns:cx3="http://schemas.microsoft.com/office/drawing/2016/5/9/chartex" xmlns:cx4="http://schemas.microsoft.com/office/drawing/2016/5/10/chartex" xmlns:cx5="http://schemas.microsoft.com/office/drawing/2016/5/11/chartex" xmlns:cx6="http://schemas.microsoft.com/office/drawing/2016/5/12/chartex" xmlns:cx7="http://schemas.microsoft.com/office/drawing/2016/5/13/chartex" xmlns:cx8="http://schemas.microsoft.com/office/drawing/2016/5/14/chartex" xmlns:mc="http://schemas.openxmlformats.org/markup-compatibility/2006" xmlns:aink="http://schemas.microsoft.com/office/drawing/2016/ink" xmlns:am3d="http://schemas.microsoft.com/office/drawing/2017/model3d" xmlns:o="urn:schemas-microsoft-com:office:office" xmlns:oel="http://schemas.microsoft.com/office/2019/extlst" xmlns:r="http://schemas.openxmlformats.org/officeDocument/2006/relationships" xmlns:m="http://schemas.openxmlformats.org/officeDocument/2006/math" xmlns:v="urn:schemas-microsoft-com:vml" xmlns:wp14="http://schemas.microsoft.com/office/word/2010/wordprocessingDrawing" xmlns:wp="http://schemas.openxmlformats.org/drawingml/2006/wordprocessingDrawing" xmlns:w10="urn:schemas-microsoft-com:office:word" xmlns:w="http://schemas.openxmlformats.org/wordprocessingml/2006/main" xmlns:w14="http://schemas.microsoft.com/office/word/2010/wordml" xmlns:w15="http://schemas.microsoft.com/office/word/2012/wordml" xmlns:w16cex="http://schemas.microsoft.com/office/word/2018/wordml/cex" xmlns:w16cid="http://schemas.microsoft.com/office/word/2016/wordml/cid" xmlns:w16="http://schemas.microsoft.com/office/word/2018/wordml" xmlns:w16du="http://schemas.microsoft.com/office/word/2023/wordml/word16du" xmlns:w16sdtdh="http://schemas.microsoft.com/office/word/2020/wordml/sdtdatahash" xmlns:w16sdtfl="http://schemas.microsoft.com/office/word/2024/wordml/sdtformatlock" xmlns:w16se="http://schemas.microsoft.com/office/word/2015/wordml/symex" xmlns:wpg="http://schemas.microsoft.com/office/word/2010/wordprocessingGroup" xmlns:wpi="http://schemas.microsoft.com/office/word/2010/wordprocessingInk" xmlns:wne="http://schemas.microsoft.com/office/word/2006/wordml" xmlns:wps="http://schemas.microsoft.com/office/word/2010/wordprocessingShape" mc:Ignorable="w14 w15 w16se w16cid w16 w16cex w16sdtdh w16sdtfl w16du wp14">
   <w:tbl>
     <w:tblPr>
@@ -3890,7 +3902,7 @@
 </w:ftr>
 </file>
 
-<file path=word/footer2.xml><?xml version="1.0" encoding="utf-8"?>
+<file path=word/footer3.xml><?xml version="1.0" encoding="utf-8"?>
 <w:ftr xmlns:wpc="http://schemas.microsoft.com/office/word/2010/wordprocessingCanvas" xmlns:cx="http://schemas.microsoft.com/office/drawing/2014/chartex" xmlns:cx1="http://schemas.microsoft.com/office/drawing/2015/9/8/chartex" xmlns:cx2="http://schemas.microsoft.com/office/drawing/2015/10/21/chartex" xmlns:cx3="http://schemas.microsoft.com/office/drawing/2016/5/9/chartex" xmlns:cx4="http://schemas.microsoft.com/office/drawing/2016/5/10/chartex" xmlns:cx5="http://schemas.microsoft.com/office/drawing/2016/5/11/chartex" xmlns:cx6="http://schemas.microsoft.com/office/drawing/2016/5/12/chartex" xmlns:cx7="http://schemas.microsoft.com/office/drawing/2016/5/13/chartex" xmlns:cx8="http://schemas.microsoft.com/office/drawing/2016/5/14/chartex" xmlns:mc="http://schemas.openxmlformats.org/markup-compatibility/2006" xmlns:aink="http://schemas.microsoft.com/office/drawing/2016/ink" xmlns:am3d="http://schemas.microsoft.com/office/drawing/2017/model3d" xmlns:o="urn:schemas-microsoft-com:office:office" xmlns:oel="http://schemas.microsoft.com/office/2019/extlst" xmlns:r="http://schemas.openxmlformats.org/officeDocument/2006/relationships" xmlns:m="http://schemas.openxmlformats.org/officeDocument/2006/math" xmlns:v="urn:schemas-microsoft-com:vml" xmlns:wp14="http://schemas.microsoft.com/office/word/2010/wordprocessingDrawing" xmlns:wp="http://schemas.openxmlformats.org/drawingml/2006/wordprocessingDrawing" xmlns:w10="urn:schemas-microsoft-com:office:word" xmlns:w="http://schemas.openxmlformats.org/wordprocessingml/2006/main" xmlns:w14="http://schemas.microsoft.com/office/word/2010/wordml" xmlns:w15="http://schemas.microsoft.com/office/word/2012/wordml" xmlns:w16cex="http://schemas.microsoft.com/office/word/2018/wordml/cex" xmlns:w16cid="http://schemas.microsoft.com/office/word/2016/wordml/cid" xmlns:w16="http://schemas.microsoft.com/office/word/2018/wordml" xmlns:w16du="http://schemas.microsoft.com/office/word/2023/wordml/word16du" xmlns:w16sdtdh="http://schemas.microsoft.com/office/word/2020/wordml/sdtdatahash" xmlns:w16sdtfl="http://schemas.microsoft.com/office/word/2024/wordml/sdtformatlock" xmlns:w16se="http://schemas.microsoft.com/office/word/2015/wordml/symex" xmlns:wpg="http://schemas.microsoft.com/office/word/2010/wordprocessingGroup" xmlns:wpi="http://schemas.microsoft.com/office/word/2010/wordprocessingInk" xmlns:wne="http://schemas.microsoft.com/office/word/2006/wordml" xmlns:wps="http://schemas.microsoft.com/office/word/2010/wordprocessingShape" mc:Ignorable="w14 w15 w16se w16cid w16 w16cex w16sdtdh w16sdtfl w16du wp14">
   <w:tbl>
     <w:tblPr>
@@ -4024,6 +4036,16 @@
   <w:p>
     <w:pPr>
       <w:pStyle w:val="Header"/>
+    </w:pPr>
+  </w:p>
+</w:hdr>
+</file>
+
+<file path=word/header2.xml><?xml version="1.0" encoding="utf-8"?>
+<w:hdr xmlns:wpc="http://schemas.microsoft.com/office/word/2010/wordprocessingCanvas" xmlns:cx="http://schemas.microsoft.com/office/drawing/2014/chartex" xmlns:cx1="http://schemas.microsoft.com/office/drawing/2015/9/8/chartex" xmlns:cx2="http://schemas.microsoft.com/office/drawing/2015/10/21/chartex" xmlns:cx3="http://schemas.microsoft.com/office/drawing/2016/5/9/chartex" xmlns:cx4="http://schemas.microsoft.com/office/drawing/2016/5/10/chartex" xmlns:cx5="http://schemas.microsoft.com/office/drawing/2016/5/11/chartex" xmlns:cx6="http://schemas.microsoft.com/office/drawing/2016/5/12/chartex" xmlns:cx7="http://schemas.microsoft.com/office/drawing/2016/5/13/chartex" xmlns:cx8="http://schemas.microsoft.com/office/drawing/2016/5/14/chartex" xmlns:mc="http://schemas.openxmlformats.org/markup-compatibility/2006" xmlns:aink="http://schemas.microsoft.com/office/drawing/2016/ink" xmlns:am3d="http://schemas.microsoft.com/office/drawing/2017/model3d" xmlns:o="urn:schemas-microsoft-com:office:office" xmlns:oel="http://schemas.microsoft.com/office/2019/extlst" xmlns:r="http://schemas.openxmlformats.org/officeDocument/2006/relationships" xmlns:m="http://schemas.openxmlformats.org/officeDocument/2006/math" xmlns:v="urn:schemas-microsoft-com:vml" xmlns:wp14="http://schemas.microsoft.com/office/word/2010/wordprocessingDrawing" xmlns:wp="http://schemas.openxmlformats.org/drawingml/2006/wordprocessingDrawing" xmlns:w10="urn:schemas-microsoft-com:office:word" xmlns:w="http://schemas.openxmlformats.org/wordprocessingml/2006/main" xmlns:w14="http://schemas.microsoft.com/office/word/2010/wordml" xmlns:w15="http://schemas.microsoft.com/office/word/2012/wordml" xmlns:w16cex="http://schemas.microsoft.com/office/word/2018/wordml/cex" xmlns:w16cid="http://schemas.microsoft.com/office/word/2016/wordml/cid" xmlns:w16="http://schemas.microsoft.com/office/word/2018/wordml" xmlns:w16du="http://schemas.microsoft.com/office/word/2023/wordml/word16du" xmlns:w16sdtdh="http://schemas.microsoft.com/office/word/2020/wordml/sdtdatahash" xmlns:w16sdtfl="http://schemas.microsoft.com/office/word/2024/wordml/sdtformatlock" xmlns:w16se="http://schemas.microsoft.com/office/word/2015/wordml/symex" xmlns:wpg="http://schemas.microsoft.com/office/word/2010/wordprocessingGroup" xmlns:wpi="http://schemas.microsoft.com/office/word/2010/wordprocessingInk" xmlns:wne="http://schemas.microsoft.com/office/word/2006/wordml" xmlns:wps="http://schemas.microsoft.com/office/word/2010/wordprocessingShape" mc:Ignorable="w14 w15 w16se w16cid w16 w16cex w16sdtdh w16sdtfl w16du wp14">
+  <w:p>
+    <w:pPr>
+      <w:pStyle w:val="Header"/>
       <w:jc w:val="center"/>
       <w:rPr>
         <w:rFonts w:ascii="Arial" w:hAnsi="Arial" w:cs="Arial"/>
@@ -4035,7 +4057,7 @@
 </w:hdr>
 </file>
 
-<file path=word/header2.xml><?xml version="1.0" encoding="utf-8"?>
+<file path=word/header3.xml><?xml version="1.0" encoding="utf-8"?>
 <w:hdr xmlns:wpc="http://schemas.microsoft.com/office/word/2010/wordprocessingCanvas" xmlns:cx="http://schemas.microsoft.com/office/drawing/2014/chartex" xmlns:cx1="http://schemas.microsoft.com/office/drawing/2015/9/8/chartex" xmlns:cx2="http://schemas.microsoft.com/office/drawing/2015/10/21/chartex" xmlns:cx3="http://schemas.microsoft.com/office/drawing/2016/5/9/chartex" xmlns:cx4="http://schemas.microsoft.com/office/drawing/2016/5/10/chartex" xmlns:cx5="http://schemas.microsoft.com/office/drawing/2016/5/11/chartex" xmlns:cx6="http://schemas.microsoft.com/office/drawing/2016/5/12/chartex" xmlns:cx7="http://schemas.microsoft.com/office/drawing/2016/5/13/chartex" xmlns:cx8="http://schemas.microsoft.com/office/drawing/2016/5/14/chartex" xmlns:mc="http://schemas.openxmlformats.org/markup-compatibility/2006" xmlns:aink="http://schemas.microsoft.com/office/drawing/2016/ink" xmlns:am3d="http://schemas.microsoft.com/office/drawing/2017/model3d" xmlns:o="urn:schemas-microsoft-com:office:office" xmlns:oel="http://schemas.microsoft.com/office/2019/extlst" xmlns:r="http://schemas.openxmlformats.org/officeDocument/2006/relationships" xmlns:m="http://schemas.openxmlformats.org/officeDocument/2006/math" xmlns:v="urn:schemas-microsoft-com:vml" xmlns:wp14="http://schemas.microsoft.com/office/word/2010/wordprocessingDrawing" xmlns:wp="http://schemas.openxmlformats.org/drawingml/2006/wordprocessingDrawing" xmlns:w10="urn:schemas-microsoft-com:office:word" xmlns:w="http://schemas.openxmlformats.org/wordprocessingml/2006/main" xmlns:w14="http://schemas.microsoft.com/office/word/2010/wordml" xmlns:w15="http://schemas.microsoft.com/office/word/2012/wordml" xmlns:w16cex="http://schemas.microsoft.com/office/word/2018/wordml/cex" xmlns:w16cid="http://schemas.microsoft.com/office/word/2016/wordml/cid" xmlns:w16="http://schemas.microsoft.com/office/word/2018/wordml" xmlns:w16du="http://schemas.microsoft.com/office/word/2023/wordml/word16du" xmlns:w16sdtdh="http://schemas.microsoft.com/office/word/2020/wordml/sdtdatahash" xmlns:w16sdtfl="http://schemas.microsoft.com/office/word/2024/wordml/sdtformatlock" xmlns:w16se="http://schemas.microsoft.com/office/word/2015/wordml/symex" xmlns:wpg="http://schemas.microsoft.com/office/word/2010/wordprocessingGroup" xmlns:wpi="http://schemas.microsoft.com/office/word/2010/wordprocessingInk" xmlns:wne="http://schemas.microsoft.com/office/word/2006/wordml" xmlns:wps="http://schemas.microsoft.com/office/word/2010/wordprocessingShape" mc:Ignorable="w14 w15 w16se w16cid w16 w16cex w16sdtdh w16sdtfl w16du wp14">
   <w:p>
     <w:pPr>
@@ -4046,8 +4068,6 @@
       <w:jc w:val="center"/>
       <w:rPr>
         <w:rFonts w:ascii="Arial" w:eastAsia="Calibri" w:hAnsi="Arial" w:cs="Arial"/>
-        <w:b/>
-        <w:bCs/>
         <w:sz w:val="36"/>
         <w:szCs w:val="36"/>
       </w:rPr>
@@ -4129,8 +4149,6 @@
     <w:r>
       <w:rPr>
         <w:rFonts w:ascii="Arial" w:eastAsia="Calibri" w:hAnsi="Arial" w:cs="Arial"/>
-        <w:b/>
-        <w:bCs/>
         <w:sz w:val="36"/>
         <w:szCs w:val="36"/>
       </w:rPr>
@@ -4157,8 +4175,6 @@
     <w:r>
       <w:rPr>
         <w:rFonts w:ascii="Arial" w:hAnsi="Arial" w:cs="Arial"/>
-        <w:b/>
-        <w:bCs/>
         <w:sz w:val="24"/>
         <w:szCs w:val="24"/>
       </w:rPr>
@@ -9405,27 +9421,6 @@
 </file>
 
 <file path=customXml/item1.xml><?xml version="1.0" encoding="utf-8"?>
-<?mso-contentType ?>
-<FormTemplates xmlns="http://schemas.microsoft.com/sharepoint/v3/contenttype/forms">
-  <Display>DocumentLibraryForm</Display>
-  <Edit>DocumentLibraryForm</Edit>
-  <New>DocumentLibraryForm</New>
-</FormTemplates>
-</file>
-
-<file path=customXml/item2.xml><?xml version="1.0" encoding="utf-8"?>
-<p:properties xmlns:p="http://schemas.microsoft.com/office/2006/metadata/properties" xmlns:xsi="http://www.w3.org/2001/XMLSchema-instance" xmlns:pc="http://schemas.microsoft.com/office/infopath/2007/PartnerControls">
-  <documentManagement>
-    <TaxCatchAll xmlns="23b7ebbb-480e-4d36-8f38-fd0ac82dae9c" xsi:nil="true"/>
-    <lcf76f155ced4ddcb4097134ff3c332f xmlns="87f1a149-5420-40c2-b2e8-d8d0877ebc85">
-      <Terms xmlns="http://schemas.microsoft.com/office/infopath/2007/PartnerControls"/>
-    </lcf76f155ced4ddcb4097134ff3c332f>
-    <PIC xmlns="87f1a149-5420-40c2-b2e8-d8d0877ebc85" xsi:nil="true"/>
-  </documentManagement>
-</p:properties>
-</file>
-
-<file path=customXml/item3.xml><?xml version="1.0" encoding="utf-8"?>
 <ct:contentTypeSchema xmlns:ct="http://schemas.microsoft.com/office/2006/metadata/contentType" xmlns:ma="http://schemas.microsoft.com/office/2006/metadata/properties/metaAttributes" ct:_="" ma:_="" ma:contentTypeName="Document" ma:contentTypeID="0x010100AEF28E0A17E4AE4FA5DD6A9AABB5DBC8" ma:contentTypeVersion="16" ma:contentTypeDescription="Create a new document." ma:contentTypeScope="" ma:versionID="a17fa769c7c4fea18ba461e558e121e5">
   <xsd:schema xmlns:xsd="http://www.w3.org/2001/XMLSchema" xmlns:xs="http://www.w3.org/2001/XMLSchema" xmlns:p="http://schemas.microsoft.com/office/2006/metadata/properties" xmlns:ns2="87f1a149-5420-40c2-b2e8-d8d0877ebc85" xmlns:ns3="23b7ebbb-480e-4d36-8f38-fd0ac82dae9c" targetNamespace="http://schemas.microsoft.com/office/2006/metadata/properties" ma:root="true" ma:fieldsID="3bfa0fac8ae4d24da5269d6ff34039be" ns2:_="" ns3:_="">
     <xsd:import namespace="87f1a149-5420-40c2-b2e8-d8d0877ebc85"/>
@@ -9668,30 +9663,32 @@
 </ct:contentTypeSchema>
 </file>
 
+<file path=customXml/item2.xml><?xml version="1.0" encoding="utf-8"?>
+<p:properties xmlns:p="http://schemas.microsoft.com/office/2006/metadata/properties" xmlns:xsi="http://www.w3.org/2001/XMLSchema-instance" xmlns:pc="http://schemas.microsoft.com/office/infopath/2007/PartnerControls">
+  <documentManagement>
+    <TaxCatchAll xmlns="23b7ebbb-480e-4d36-8f38-fd0ac82dae9c" xsi:nil="true"/>
+    <lcf76f155ced4ddcb4097134ff3c332f xmlns="87f1a149-5420-40c2-b2e8-d8d0877ebc85">
+      <Terms xmlns="http://schemas.microsoft.com/office/infopath/2007/PartnerControls"/>
+    </lcf76f155ced4ddcb4097134ff3c332f>
+    <PIC xmlns="87f1a149-5420-40c2-b2e8-d8d0877ebc85" xsi:nil="true"/>
+  </documentManagement>
+</p:properties>
+</file>
+
+<file path=customXml/item3.xml><?xml version="1.0" encoding="utf-8"?>
+<?mso-contentType ?>
+<FormTemplates xmlns="http://schemas.microsoft.com/sharepoint/v3/contenttype/forms">
+  <Display>DocumentLibraryForm</Display>
+  <Edit>DocumentLibraryForm</Edit>
+  <New>DocumentLibraryForm</New>
+</FormTemplates>
+</file>
+
 <file path=customXml/item4.xml><?xml version="1.0" encoding="utf-8"?>
 <b:Sources xmlns:b="http://schemas.openxmlformats.org/officeDocument/2006/bibliography" xmlns="http://schemas.openxmlformats.org/officeDocument/2006/bibliography" SelectedStyle="\APASixthEditionOfficeOnline.xsl" StyleName="APA" Version="6"/>
 </file>
 
 <file path=customXml/itemProps1.xml><?xml version="1.0" encoding="utf-8"?>
-<ds:datastoreItem xmlns:ds="http://schemas.openxmlformats.org/officeDocument/2006/customXml" ds:itemID="{ADE80AD1-B511-437D-9EC6-E71B406ED00D}">
-  <ds:schemaRefs>
-    <ds:schemaRef ds:uri="http://schemas.microsoft.com/sharepoint/v3/contenttype/forms"/>
-  </ds:schemaRefs>
-</ds:datastoreItem>
-</file>
-
-<file path=customXml/itemProps2.xml><?xml version="1.0" encoding="utf-8"?>
-<ds:datastoreItem xmlns:ds="http://schemas.openxmlformats.org/officeDocument/2006/customXml" ds:itemID="{0EF6B3C1-2C0C-45C1-848E-2E47DFDB0FBC}">
-  <ds:schemaRefs>
-    <ds:schemaRef ds:uri="http://schemas.microsoft.com/office/2006/metadata/properties"/>
-    <ds:schemaRef ds:uri="http://schemas.microsoft.com/office/infopath/2007/PartnerControls"/>
-    <ds:schemaRef ds:uri="23b7ebbb-480e-4d36-8f38-fd0ac82dae9c"/>
-    <ds:schemaRef ds:uri="87f1a149-5420-40c2-b2e8-d8d0877ebc85"/>
-  </ds:schemaRefs>
-</ds:datastoreItem>
-</file>
-
-<file path=customXml/itemProps3.xml><?xml version="1.0" encoding="utf-8"?>
 <ds:datastoreItem xmlns:ds="http://schemas.openxmlformats.org/officeDocument/2006/customXml" ds:itemID="{A2934C3C-1F7E-4BE6-BD60-DDF56A21B2D7}">
   <ds:schemaRefs>
     <ds:schemaRef ds:uri="http://schemas.microsoft.com/office/2006/metadata/contentType"/>
@@ -9710,6 +9707,25 @@
 </ds:datastoreItem>
 </file>
 
+<file path=customXml/itemProps2.xml><?xml version="1.0" encoding="utf-8"?>
+<ds:datastoreItem xmlns:ds="http://schemas.openxmlformats.org/officeDocument/2006/customXml" ds:itemID="{0EF6B3C1-2C0C-45C1-848E-2E47DFDB0FBC}">
+  <ds:schemaRefs>
+    <ds:schemaRef ds:uri="http://schemas.microsoft.com/office/2006/metadata/properties"/>
+    <ds:schemaRef ds:uri="http://schemas.microsoft.com/office/infopath/2007/PartnerControls"/>
+    <ds:schemaRef ds:uri="23b7ebbb-480e-4d36-8f38-fd0ac82dae9c"/>
+    <ds:schemaRef ds:uri="87f1a149-5420-40c2-b2e8-d8d0877ebc85"/>
+  </ds:schemaRefs>
+</ds:datastoreItem>
+</file>
+
+<file path=customXml/itemProps3.xml><?xml version="1.0" encoding="utf-8"?>
+<ds:datastoreItem xmlns:ds="http://schemas.openxmlformats.org/officeDocument/2006/customXml" ds:itemID="{ADE80AD1-B511-437D-9EC6-E71B406ED00D}">
+  <ds:schemaRefs>
+    <ds:schemaRef ds:uri="http://schemas.microsoft.com/sharepoint/v3/contenttype/forms"/>
+  </ds:schemaRefs>
+</ds:datastoreItem>
+</file>
+
 <file path=customXml/itemProps4.xml><?xml version="1.0" encoding="utf-8"?>
 <ds:datastoreItem xmlns:ds="http://schemas.openxmlformats.org/officeDocument/2006/customXml" ds:itemID="{10D35394-9BBA-4CA7-9ACA-93FF9FC4B9FE}">
   <ds:schemaRefs>
